--- a/_inbox/PDI/02-praticas-engenharia-clean-code/atividade-2/7-apresentacao/pdi-praticas-engenharia-clean-code-a2.docx
+++ b/_inbox/PDI/02-praticas-engenharia-clean-code/atividade-2/7-apresentacao/pdi-praticas-engenharia-clean-code-a2.docx
@@ -4,818 +4,28 @@
   <w:body>
     <w:p>
       <w:pPr>
-        <w:jc w:val="center"/>
+        <w:pStyle w:val="Title"/>
       </w:pPr>
       <w:r>
-        <w:rPr>
-          <w:b/>
-          <w:color w:val="8B4513"/>
-          <w:sz w:val="28"/>
-        </w:rPr>
-        <w:t>PDI</w:t>
+        <w:t>Pipeline de Testes Automatizados (Unit/Integration/E2E) com 80% de Cobertura</w:t>
+      </w:r>
+    </w:p>
+    <w:p>
+      <w:r>
+        <w:t>PDI Marcos Luciano - marcosluciano.rodrigues@v4company.com</w:t>
       </w:r>
     </w:p>
     <w:p>
       <w:pPr>
-        <w:jc w:val="center"/>
+        <w:pStyle w:val="Heading1"/>
       </w:pPr>
       <w:r>
-        <w:rPr>
-          <w:b/>
-          <w:sz w:val="46"/>
-        </w:rPr>
-        <w:t>Pipeline de Testes Automatizados (Unit/Integration/E2E) com 80% de Cobertura</w:t>
-      </w:r>
-    </w:p>
-    <w:p>
-      <w:pPr>
-        <w:jc w:val="center"/>
-      </w:pPr>
-      <w:r>
-        <w:rPr>
-          <w:color w:val="6B7A8A"/>
-          <w:sz w:val="24"/>
-        </w:rPr>
-        <w:t>Dossie Tecnico (Nivel Senior)</w:t>
-      </w:r>
-    </w:p>
-    <w:p>
-      <w:pPr>
-        <w:jc w:val="center"/>
-      </w:pPr>
-      <w:r>
-        <w:rPr>
-          <w:color w:val="495560"/>
-          <w:sz w:val="22"/>
-        </w:rPr>
-        <w:t>Autor: Marcos L. R. V. (Coordenador de Engenharia)</w:t>
-        <w:br/>
-      </w:r>
-      <w:r>
-        <w:rPr>
-          <w:color w:val="495560"/>
-          <w:sz w:val="22"/>
-        </w:rPr>
-        <w:t>Unidade: V4 Company / Squad de Engenharia de IA</w:t>
-        <w:br/>
-      </w:r>
-      <w:r>
-        <w:rPr>
-          <w:color w:val="495560"/>
-          <w:sz w:val="22"/>
-        </w:rPr>
-        <w:t>Data: 2026-08-27</w:t>
-        <w:br/>
-      </w:r>
-      <w:r>
-        <w:rPr>
-          <w:color w:val="495560"/>
-          <w:sz w:val="22"/>
-        </w:rPr>
-        <w:t>Area: Engenharia de Software</w:t>
-        <w:br/>
-      </w:r>
-      <w:r>
-        <w:rPr>
-          <w:color w:val="495560"/>
-          <w:sz w:val="22"/>
-        </w:rPr>
-        <w:t>Status: Entregue (desenvolvido)</w:t>
-        <w:br/>
-      </w:r>
-    </w:p>
-    <w:p>
-      <w:r>
-        <w:br w:type="page"/>
-      </w:r>
-    </w:p>
-    <w:p>
-      <w:pPr>
-        <w:pStyle w:val="Heading2"/>
-      </w:pPr>
-      <w:r>
-        <w:rPr>
-          <w:color w:val="8B1E1E"/>
-        </w:rPr>
-        <w:t>Resumo Executivo</w:t>
-      </w:r>
-    </w:p>
-    <w:p>
-      <w:r>
-        <w:t>Entrego uma pipeline de testes em 3 camadas (unitario/integracao/E2E) com gate de cobertura minima de 80% no CI. Inclui testes reais, config de cobertura e um workflow de CI.</w:t>
-      </w:r>
-    </w:p>
-    <w:p>
-      <w:r>
-        <w:t>A entrega e defensavel: roda em qualquer maquina e bloqueia merge abaixo do teto.</w:t>
-      </w:r>
-    </w:p>
-    <w:p>
-      <w:pPr>
-        <w:pStyle w:val="Heading2"/>
-      </w:pPr>
-      <w:r>
-        <w:rPr>
-          <w:color w:val="8B1E1E"/>
-        </w:rPr>
-        <w:t>Contexto de Producao</w:t>
-      </w:r>
-    </w:p>
-    <w:p>
-      <w:pPr>
-        <w:pStyle w:val="ListBullet"/>
-      </w:pPr>
-      <w:r>
-        <w:t>Projeto de agentes com ~30 modulos Python + nos JS.</w:t>
-      </w:r>
-    </w:p>
-    <w:p>
-      <w:pPr>
-        <w:pStyle w:val="ListBullet"/>
-      </w:pPr>
-      <w:r>
-        <w:t>Sem suite: refactor de prompt/tool injetava regressao em producao.</w:t>
-      </w:r>
-    </w:p>
-    <w:p>
-      <w:pPr>
-        <w:pStyle w:val="ListBullet"/>
-      </w:pPr>
-      <w:r>
-        <w:t>CI existente so roda lint.</w:t>
-      </w:r>
-    </w:p>
-    <w:p>
-      <w:pPr>
-        <w:pStyle w:val="Heading2"/>
-      </w:pPr>
-      <w:r>
-        <w:rPr>
-          <w:color w:val="8B1E1E"/>
-        </w:rPr>
-        <w:t>O Problema e o Blast Radius</w:t>
-      </w:r>
-    </w:p>
-    <w:p>
-      <w:r>
-        <w:t>Sem rede de seguranca, toda mudanca em main e indiretamente em producao.</w:t>
-      </w:r>
-    </w:p>
-    <w:tbl>
-      <w:tblPr>
-        <w:tblStyle w:val="LightGrid-Accent1"/>
-        <w:tblW w:type="auto" w:w="0"/>
-        <w:tblLook w:firstColumn="1" w:firstRow="1" w:lastColumn="0" w:lastRow="0" w:noHBand="0" w:noVBand="1" w:val="04A0"/>
-      </w:tblPr>
-      <w:tblGrid>
-        <w:gridCol w:w="2946"/>
-        <w:gridCol w:w="2946"/>
-        <w:gridCol w:w="2946"/>
-      </w:tblGrid>
-      <w:tr>
-        <w:tc>
-          <w:tcPr>
-            <w:tcW w:type="dxa" w:w="2946"/>
-          </w:tcPr>
-          <w:p>
-            <w:r>
-              <w:t>Sintoma</w:t>
-            </w:r>
-          </w:p>
-        </w:tc>
-        <w:tc>
-          <w:tcPr>
-            <w:tcW w:type="dxa" w:w="2946"/>
-          </w:tcPr>
-          <w:p>
-            <w:r>
-              <w:t>Hoje</w:t>
-            </w:r>
-          </w:p>
-        </w:tc>
-        <w:tc>
-          <w:tcPr>
-            <w:tcW w:type="dxa" w:w="2946"/>
-          </w:tcPr>
-          <w:p>
-            <w:r>
-              <w:t>Alvo</w:t>
-            </w:r>
-          </w:p>
-        </w:tc>
-      </w:tr>
-      <w:tr>
-        <w:tc>
-          <w:tcPr>
-            <w:tcW w:type="dxa" w:w="2946"/>
-          </w:tcPr>
-          <w:p>
-            <w:r>
-              <w:t>Cobertura</w:t>
-            </w:r>
-          </w:p>
-        </w:tc>
-        <w:tc>
-          <w:tcPr>
-            <w:tcW w:type="dxa" w:w="2946"/>
-          </w:tcPr>
-          <w:p>
-            <w:r>
-              <w:t>0%</w:t>
-            </w:r>
-          </w:p>
-        </w:tc>
-        <w:tc>
-          <w:tcPr>
-            <w:tcW w:type="dxa" w:w="2946"/>
-          </w:tcPr>
-          <w:p>
-            <w:r>
-              <w:t>&gt;= 80%</w:t>
-            </w:r>
-          </w:p>
-        </w:tc>
-      </w:tr>
-      <w:tr>
-        <w:tc>
-          <w:tcPr>
-            <w:tcW w:type="dxa" w:w="2946"/>
-          </w:tcPr>
-          <w:p>
-            <w:r>
-              <w:t>Gate de CI</w:t>
-            </w:r>
-          </w:p>
-        </w:tc>
-        <w:tc>
-          <w:tcPr>
-            <w:tcW w:type="dxa" w:w="2946"/>
-          </w:tcPr>
-          <w:p>
-            <w:r>
-              <w:t>ausente</w:t>
-            </w:r>
-          </w:p>
-        </w:tc>
-        <w:tc>
-          <w:tcPr>
-            <w:tcW w:type="dxa" w:w="2946"/>
-          </w:tcPr>
-          <w:p>
-            <w:r>
-              <w:t>bloqueia &lt; 80%</w:t>
-            </w:r>
-          </w:p>
-        </w:tc>
-      </w:tr>
-      <w:tr>
-        <w:tc>
-          <w:tcPr>
-            <w:tcW w:type="dxa" w:w="2946"/>
-          </w:tcPr>
-          <w:p>
-            <w:r>
-              <w:t>Regressao em prod</w:t>
-            </w:r>
-          </w:p>
-        </w:tc>
-        <w:tc>
-          <w:tcPr>
-            <w:tcW w:type="dxa" w:w="2946"/>
-          </w:tcPr>
-          <w:p>
-            <w:r>
-              <w:t>frequente</w:t>
-            </w:r>
-          </w:p>
-        </w:tc>
-        <w:tc>
-          <w:tcPr>
-            <w:tcW w:type="dxa" w:w="2946"/>
-          </w:tcPr>
-          <w:p>
-            <w:r>
-              <w:t>rara</w:t>
-            </w:r>
-          </w:p>
-        </w:tc>
-      </w:tr>
-    </w:tbl>
-    <w:p>
-      <w:pPr>
-        <w:pStyle w:val="Heading2"/>
-      </w:pPr>
-      <w:r>
-        <w:rPr>
-          <w:color w:val="8B1E1E"/>
-        </w:rPr>
-        <w:t>Diagnostico e Causa Raiz</w:t>
-      </w:r>
-    </w:p>
-    <w:p>
-      <w:pPr>
-        <w:pStyle w:val="ListBullet"/>
-      </w:pPr>
-      <w:r>
-        <w:t>Sem fixtures: testes dependiam de estado global/real.</w:t>
-      </w:r>
-    </w:p>
-    <w:p>
-      <w:pPr>
-        <w:pStyle w:val="ListBullet"/>
-      </w:pPr>
-      <w:r>
-        <w:t>Sem distincao de camada: tudo demorava horas.</w:t>
-      </w:r>
-    </w:p>
-    <w:p>
-      <w:pPr>
-        <w:pStyle w:val="ListBullet"/>
-      </w:pPr>
-      <w:r>
-        <w:t>Sem teto de cobertura: era possivel piorar sem perceber.</w:t>
-      </w:r>
-    </w:p>
-    <w:p>
-      <w:pPr>
-        <w:pStyle w:val="Heading2"/>
-      </w:pPr>
-      <w:r>
-        <w:rPr>
-          <w:color w:val="8B1E1E"/>
-        </w:rPr>
-        <w:t>Decisao Arquitetural (ADR)</w:t>
-      </w:r>
-    </w:p>
-    <w:p>
-      <w:r>
-        <w:t>ADR-022 — Estrategia de Testes</w:t>
-      </w:r>
-    </w:p>
-    <w:tbl>
-      <w:tblPr>
-        <w:tblStyle w:val="LightGrid-Accent1"/>
-        <w:tblW w:type="auto" w:w="0"/>
-        <w:tblLook w:firstColumn="1" w:firstRow="1" w:lastColumn="0" w:lastRow="0" w:noHBand="0" w:noVBand="1" w:val="04A0"/>
-      </w:tblPr>
-      <w:tblGrid>
-        <w:gridCol w:w="2209"/>
-        <w:gridCol w:w="2209"/>
-        <w:gridCol w:w="2209"/>
-        <w:gridCol w:w="2209"/>
-      </w:tblGrid>
-      <w:tr>
-        <w:tc>
-          <w:tcPr>
-            <w:tcW w:type="dxa" w:w="2209"/>
-          </w:tcPr>
-          <w:p>
-            <w:r>
-              <w:t>Opcao</w:t>
-            </w:r>
-          </w:p>
-        </w:tc>
-        <w:tc>
-          <w:tcPr>
-            <w:tcW w:type="dxa" w:w="2209"/>
-          </w:tcPr>
-          <w:p>
-            <w:r>
-              <w:t>Pro</w:t>
-            </w:r>
-          </w:p>
-        </w:tc>
-        <w:tc>
-          <w:tcPr>
-            <w:tcW w:type="dxa" w:w="2209"/>
-          </w:tcPr>
-          <w:p>
-            <w:r>
-              <w:t>Contra</w:t>
-            </w:r>
-          </w:p>
-        </w:tc>
-        <w:tc>
-          <w:tcPr>
-            <w:tcW w:type="dxa" w:w="2209"/>
-          </w:tcPr>
-          <w:p>
-            <w:r>
-              <w:t>Decisao</w:t>
-            </w:r>
-          </w:p>
-        </w:tc>
-      </w:tr>
-      <w:tr>
-        <w:tc>
-          <w:tcPr>
-            <w:tcW w:type="dxa" w:w="2209"/>
-          </w:tcPr>
-          <w:p>
-            <w:r>
-              <w:t>pytest + testcontainers + playwright</w:t>
-            </w:r>
-          </w:p>
-        </w:tc>
-        <w:tc>
-          <w:tcPr>
-            <w:tcW w:type="dxa" w:w="2209"/>
-          </w:tcPr>
-          <w:p>
-            <w:r>
-              <w:t>realista, 3 camadas</w:t>
-            </w:r>
-          </w:p>
-        </w:tc>
-        <w:tc>
-          <w:tcPr>
-            <w:tcW w:type="dxa" w:w="2209"/>
-          </w:tcPr>
-          <w:p>
-            <w:r>
-              <w:t>setup maior</w:t>
-            </w:r>
-          </w:p>
-        </w:tc>
-        <w:tc>
-          <w:tcPr>
-            <w:tcW w:type="dxa" w:w="2209"/>
-          </w:tcPr>
-          <w:p>
-            <w:r>
-              <w:t>ESCOLHIDA</w:t>
-            </w:r>
-          </w:p>
-        </w:tc>
-      </w:tr>
-      <w:tr>
-        <w:tc>
-          <w:tcPr>
-            <w:tcW w:type="dxa" w:w="2209"/>
-          </w:tcPr>
-          <w:p>
-            <w:r>
-              <w:t>so unitarios mockados</w:t>
-            </w:r>
-          </w:p>
-        </w:tc>
-        <w:tc>
-          <w:tcPr>
-            <w:tcW w:type="dxa" w:w="2209"/>
-          </w:tcPr>
-          <w:p>
-            <w:r>
-              <w:t>rapido</w:t>
-            </w:r>
-          </w:p>
-        </w:tc>
-        <w:tc>
-          <w:tcPr>
-            <w:tcW w:type="dxa" w:w="2209"/>
-          </w:tcPr>
-          <w:p>
-            <w:r>
-              <w:t>cego a integracao</w:t>
-            </w:r>
-          </w:p>
-        </w:tc>
-        <w:tc>
-          <w:tcPr>
-            <w:tcW w:type="dxa" w:w="2209"/>
-          </w:tcPr>
-          <w:p>
-            <w:r>
-              <w:t>rejeitada</w:t>
-            </w:r>
-          </w:p>
-        </w:tc>
-      </w:tr>
-    </w:tbl>
-    <w:p>
-      <w:r>
-        <w:rPr>
-          <w:b/>
-        </w:rPr>
-        <w:t xml:space="preserve">Nota: </w:t>
-      </w:r>
-      <w:r>
-        <w:t>Unitario mira logica pura (90%), integracao mira ports com DB efemero (80%), E2E so happy path.</w:t>
-      </w:r>
-    </w:p>
-    <w:p>
-      <w:pPr>
-        <w:pStyle w:val="Heading2"/>
-      </w:pPr>
-      <w:r>
-        <w:rPr>
-          <w:color w:val="8B1E1E"/>
-        </w:rPr>
-        <w:t>Entregas desta Atividade</w:t>
-      </w:r>
-    </w:p>
-    <w:p>
-      <w:pPr>
-        <w:pStyle w:val="ListBullet"/>
-      </w:pPr>
-      <w:r>
-        <w:t>TEST-STRATEGY.md.</w:t>
-      </w:r>
-    </w:p>
-    <w:p>
-      <w:pPr>
-        <w:pStyle w:val="ListBullet"/>
-      </w:pPr>
-      <w:r>
-        <w:t>test_agent_pipeline.py.</w:t>
-      </w:r>
-    </w:p>
-    <w:p>
-      <w:pPr>
-        <w:pStyle w:val="ListBullet"/>
-      </w:pPr>
-      <w:r>
-        <w:t>test_integration_repo.py.</w:t>
-      </w:r>
-    </w:p>
-    <w:p>
-      <w:pPr>
-        <w:pStyle w:val="ListBullet"/>
-      </w:pPr>
-      <w:r>
-        <w:t>pytest.ini + .github/workflows/ci.yml.</w:t>
-      </w:r>
-    </w:p>
-    <w:p>
-      <w:pPr>
-        <w:pStyle w:val="Heading2"/>
-      </w:pPr>
-      <w:r>
-        <w:rPr>
-          <w:color w:val="8B1E1E"/>
-        </w:rPr>
-        <w:t>Plano de Validacao e Rollout</w:t>
-      </w:r>
-    </w:p>
-    <w:p>
-      <w:pPr>
-        <w:pStyle w:val="ListNumber"/>
-      </w:pPr>
-      <w:r>
-        <w:t>Rodar local: pytest --cov=src --cov-fail-under=80.</w:t>
-      </w:r>
-    </w:p>
-    <w:p>
-      <w:pPr>
-        <w:pStyle w:val="ListNumber"/>
-      </w:pPr>
-      <w:r>
-        <w:t>Subir o job no CI como required check.</w:t>
-      </w:r>
-    </w:p>
-    <w:p>
-      <w:pPr>
-        <w:pStyle w:val="ListNumber"/>
-      </w:pPr>
-      <w:r>
-        <w:t>Se &lt; 80%, adicionar testes de lacuna.</w:t>
-      </w:r>
-    </w:p>
-    <w:p>
-      <w:pPr>
-        <w:pStyle w:val="ListNumber"/>
-      </w:pPr>
-      <w:r>
-        <w:t>E2E em stage separado com retry (nao trava merge).</w:t>
-      </w:r>
-    </w:p>
-    <w:p>
-      <w:pPr>
-        <w:pStyle w:val="Heading2"/>
-      </w:pPr>
-      <w:r>
-        <w:rPr>
-          <w:color w:val="8B1E1E"/>
-        </w:rPr>
-        <w:t>Metricas e SLO</w:t>
-      </w:r>
-    </w:p>
-    <w:tbl>
-      <w:tblPr>
-        <w:tblStyle w:val="LightGrid-Accent1"/>
-        <w:tblW w:type="auto" w:w="0"/>
-        <w:tblLook w:firstColumn="1" w:firstRow="1" w:lastColumn="0" w:lastRow="0" w:noHBand="0" w:noVBand="1" w:val="04A0"/>
-      </w:tblPr>
-      <w:tblGrid>
-        <w:gridCol w:w="4419"/>
-        <w:gridCol w:w="4419"/>
-      </w:tblGrid>
-      <w:tr>
-        <w:tc>
-          <w:tcPr>
-            <w:tcW w:type="dxa" w:w="4419"/>
-          </w:tcPr>
-          <w:p>
-            <w:r>
-              <w:t>SLO</w:t>
-            </w:r>
-          </w:p>
-        </w:tc>
-        <w:tc>
-          <w:tcPr>
-            <w:tcW w:type="dxa" w:w="4419"/>
-          </w:tcPr>
-          <w:p>
-            <w:r>
-              <w:t>Alvo</w:t>
-            </w:r>
-          </w:p>
-        </w:tc>
-      </w:tr>
-      <w:tr>
-        <w:tc>
-          <w:tcPr>
-            <w:tcW w:type="dxa" w:w="4419"/>
-          </w:tcPr>
-          <w:p>
-            <w:r>
-              <w:t>Cobertura global (gate)</w:t>
-            </w:r>
-          </w:p>
-        </w:tc>
-        <w:tc>
-          <w:tcPr>
-            <w:tcW w:type="dxa" w:w="4419"/>
-          </w:tcPr>
-          <w:p>
-            <w:r>
-              <w:t>&gt;= 80%</w:t>
-            </w:r>
-          </w:p>
-        </w:tc>
-      </w:tr>
-      <w:tr>
-        <w:tc>
-          <w:tcPr>
-            <w:tcW w:type="dxa" w:w="4419"/>
-          </w:tcPr>
-          <w:p>
-            <w:r>
-              <w:t>Tempo unit/int</w:t>
-            </w:r>
-          </w:p>
-        </w:tc>
-        <w:tc>
-          <w:tcPr>
-            <w:tcW w:type="dxa" w:w="4419"/>
-          </w:tcPr>
-          <w:p>
-            <w:r>
-              <w:t>&lt; 3 min</w:t>
-            </w:r>
-          </w:p>
-        </w:tc>
-      </w:tr>
-      <w:tr>
-        <w:tc>
-          <w:tcPr>
-            <w:tcW w:type="dxa" w:w="4419"/>
-          </w:tcPr>
-          <w:p>
-            <w:r>
-              <w:t>Flaky rate</w:t>
-            </w:r>
-          </w:p>
-        </w:tc>
-        <w:tc>
-          <w:tcPr>
-            <w:tcW w:type="dxa" w:w="4419"/>
-          </w:tcPr>
-          <w:p>
-            <w:r>
-              <w:t>&lt; 1%</w:t>
-            </w:r>
-          </w:p>
-        </w:tc>
-      </w:tr>
-    </w:tbl>
-    <w:p>
-      <w:pPr>
-        <w:pStyle w:val="Heading2"/>
-      </w:pPr>
-      <w:r>
-        <w:rPr>
-          <w:color w:val="8B1E1E"/>
-        </w:rPr>
-        <w:t>Riscos e Mitigacoes</w:t>
-      </w:r>
-    </w:p>
-    <w:tbl>
-      <w:tblPr>
-        <w:tblStyle w:val="LightGrid-Accent1"/>
-        <w:tblW w:type="auto" w:w="0"/>
-        <w:tblLook w:firstColumn="1" w:firstRow="1" w:lastColumn="0" w:lastRow="0" w:noHBand="0" w:noVBand="1" w:val="04A0"/>
-      </w:tblPr>
-      <w:tblGrid>
-        <w:gridCol w:w="4419"/>
-        <w:gridCol w:w="4419"/>
-      </w:tblGrid>
-      <w:tr>
-        <w:tc>
-          <w:tcPr>
-            <w:tcW w:type="dxa" w:w="4419"/>
-          </w:tcPr>
-          <w:p>
-            <w:r>
-              <w:t>Risco</w:t>
-            </w:r>
-          </w:p>
-        </w:tc>
-        <w:tc>
-          <w:tcPr>
-            <w:tcW w:type="dxa" w:w="4419"/>
-          </w:tcPr>
-          <w:p>
-            <w:r>
-              <w:t>Mitigacao</w:t>
-            </w:r>
-          </w:p>
-        </w:tc>
-      </w:tr>
-      <w:tr>
-        <w:tc>
-          <w:tcPr>
-            <w:tcW w:type="dxa" w:w="4419"/>
-          </w:tcPr>
-          <w:p>
-            <w:r>
-              <w:t>Flaky</w:t>
-            </w:r>
-          </w:p>
-        </w:tc>
-        <w:tc>
-          <w:tcPr>
-            <w:tcW w:type="dxa" w:w="4419"/>
-          </w:tcPr>
-          <w:p>
-            <w:r>
-              <w:t>retry 1x + isolamento</w:t>
-            </w:r>
-          </w:p>
-        </w:tc>
-      </w:tr>
-      <w:tr>
-        <w:tc>
-          <w:tcPr>
-            <w:tcW w:type="dxa" w:w="4419"/>
-          </w:tcPr>
-          <w:p>
-            <w:r>
-              <w:t>Cobertura vazia</w:t>
-            </w:r>
-          </w:p>
-        </w:tc>
-        <w:tc>
-          <w:tcPr>
-            <w:tcW w:type="dxa" w:w="4419"/>
-          </w:tcPr>
-          <w:p>
-            <w:r>
-              <w:t>code review + mutation</w:t>
-            </w:r>
-          </w:p>
-        </w:tc>
-      </w:tr>
-    </w:tbl>
-    <w:p>
-      <w:pPr>
-        <w:pStyle w:val="Heading2"/>
-      </w:pPr>
-      <w:r>
-        <w:rPr>
-          <w:color w:val="8B1E1E"/>
-        </w:rPr>
-        <w:t>Proximos Passos</w:t>
-      </w:r>
-    </w:p>
-    <w:p>
-      <w:pPr>
-        <w:pStyle w:val="ListBullet"/>
-      </w:pPr>
-      <w:r>
-        <w:t>E2E para fluxos criticos.</w:t>
-      </w:r>
-    </w:p>
-    <w:p>
-      <w:pPr>
-        <w:pStyle w:val="ListBullet"/>
-      </w:pPr>
-      <w:r>
-        <w:t>Mutation testing em modulos nucleo.</w:t>
+        <w:t>1. Contexto</w:t>
       </w:r>
     </w:p>
     <w:sectPr>
       <w:pgSz w:w="12240" w:h="15840"/>
-      <w:pgMar w:top="1417" w:right="1701" w:bottom="1417" w:left="1701" w:header="720" w:footer="720" w:gutter="0"/>
+      <w:pgMar w:top="1440" w:right="1800" w:bottom="1440" w:left="1800" w:header="720" w:footer="720" w:gutter="0"/>
       <w:cols w:space="720"/>
       <w:docGrid w:linePitch="360"/>
     </w:sectPr>
@@ -1186,10 +396,6 @@
     <w:name w:val="Normal"/>
     <w:qFormat/>
     <w:rsid w:val="00FC693F"/>
-    <w:rPr>
-      <w:rFonts w:ascii="Calibri" w:hAnsi="Calibri"/>
-      <w:sz w:val="22"/>
-    </w:rPr>
   </w:style>
   <w:style w:type="paragraph" w:styleId="Header">
     <w:name w:val="header"/>
